--- a/scripts/informe_referencia.docx
+++ b/scripts/informe_referencia.docx
@@ -1173,6 +1173,12 @@
     <w:rPr>
       <w:rFonts w:ascii="Arial" w:hAnsi="Arial" w:cs="Arial" w:eastAsia="Arial"/>
       <w:sz w:val="18"/>
+    </w:rPr>
+  </w:style>
+  <w:style w:type="character" w:customStyle="1" w:styleId="Resaltado">
+    <w:name w:val="Resaltado"/>
+    <w:rPr>
+      <w:highlight w:val="yellow"/>
     </w:rPr>
   </w:style>
 </w:styles>

--- a/scripts/informe_referencia.docx
+++ b/scripts/informe_referencia.docx
@@ -1161,6 +1161,18 @@
     <w:rPr>
       <w:rFonts w:ascii="Arial" w:hAnsi="Arial" w:cs="Arial" w:eastAsia="Arial"/>
       <w:sz w:val="20"/>
+    </w:rPr>
+  </w:style>
+  <w:style w:type="paragraph" w:customStyle="1" w:styleId="Celda">
+    <w:name w:val="Celda"/>
+    <w:basedOn w:val="Normal"/>
+    <w:pPr>
+      <w:spacing w:before="20" w:after="20"/>
+      <w:jc w:val="left"/>
+    </w:pPr>
+    <w:rPr>
+      <w:rFonts w:ascii="Arial" w:hAnsi="Arial" w:cs="Arial" w:eastAsia="Arial"/>
+      <w:sz w:val="18"/>
     </w:rPr>
   </w:style>
   <w:style w:type="paragraph" w:customStyle="1" w:styleId="Notadefigura">
